--- a/downloads/documents/05 Materials/Unit 05/Slides/Slides 05.11 - Build the Drawstring Bag and the Stitch Sampler Check.docx
+++ b/downloads/documents/05 Materials/Unit 05/Slides/Slides 05.11 - Build the Drawstring Bag and the Stitch Sampler Check.docx
@@ -259,7 +259,7 @@
         <w:pStyle w:val="Compact"/>
       </w:pPr>
       <w:r>
-        <w:t xml:space="preserve">Pins perpendicular to the seam, heads out</w:t>
+        <w:t xml:space="preserve">Pins go in across the seam line, not along it, heads out</w:t>
       </w:r>
     </w:p>
     <w:p>
@@ -561,7 +561,7 @@
         <w:pStyle w:val="Compact"/>
       </w:pPr>
       <w:r>
-        <w:t xml:space="preserve">Fold the top edge down one inch toward the wrong side, all the way around</w:t>
+        <w:t xml:space="preserve">Fold the top edge down one inch toward the wrong side (the side with no print), all the way around</w:t>
       </w:r>
     </w:p>
     <w:p>
@@ -649,7 +649,7 @@
         <w:pStyle w:val="Compact"/>
       </w:pPr>
       <w:r>
-        <w:t xml:space="preserve">This is Box 6 of your sampler card, sewn today so Thursday has time to score it</w:t>
+        <w:t xml:space="preserve">This is Box 6 of your sampler card, sewn today so Day 3 has time to score it</w:t>
       </w:r>
       <w:r>
         <w:t xml:space="preserve"> </w:t>
@@ -717,7 +717,7 @@
         <w:pStyle w:val="Compact"/>
       </w:pPr>
       <w:r>
-        <w:t xml:space="preserve">What still has to happen for your bag to be finished, and how long will it take?</w:t>
+        <w:t xml:space="preserve">What still has to happen for your bag to be finished? How long will it take?</w:t>
       </w:r>
     </w:p>
     <w:p>
